--- a/tillsyn/A 5776-2025 tillsynsbegäran.docx
+++ b/tillsyn/A 5776-2025 tillsynsbegäran.docx
@@ -415,7 +415,7 @@
     <w:r>
       <w:tab/>
       <w:tab/>
-      <w:t>2026-06-18</w:t>
+      <w:t>2026-06-19</w:t>
       <w:br/>
       <w:br/>
     </w:r>

--- a/tillsyn/A 5776-2025 tillsynsbegäran.docx
+++ b/tillsyn/A 5776-2025 tillsynsbegäran.docx
@@ -415,7 +415,7 @@
     <w:r>
       <w:tab/>
       <w:tab/>
-      <w:t>2026-06-19</w:t>
+      <w:t>2026-06-20</w:t>
       <w:br/>
       <w:br/>
     </w:r>

--- a/tillsyn/A 5776-2025 tillsynsbegäran.docx
+++ b/tillsyn/A 5776-2025 tillsynsbegäran.docx
@@ -12,10 +12,7 @@
     </w:p>
     <w:p>
       <w:r>
-        <w:t>Detta dokument behandlar höga naturvärden i avverkningsanmälan A 5776-2025 i Gällivare kommun som inkom 2025-02-06 och omfattar 14,5 ha.</w:t>
-      </w:r>
-      <w:r>
-        <w:t xml:space="preserve"> I Figur 1 visas fyndplatser för naturvårdsarter i området, som finns registrerade på Artportalen.</w:t>
+        <w:t>Denna tillsynsbegäran behandlar höga naturvärden i avverkningsanmälan A 5776-2025 i Gällivare kommun som inkom 2025-02-06 och omfattar 14,5 ha.</w:t>
       </w:r>
     </w:p>
     <w:p>
@@ -63,7 +60,20 @@
         <w:spacing w:after="240"/>
       </w:pPr>
       <w:r>
-        <w:t>Figur 1. Fyndplatser för naturvårdsarter inom 24 meter från avverkningsanmälan (röd linje). Inom parentes anges rödlistekategorier, S för signalarter, Tför typiska arter och fridlysningsparagrafer i artskyddsförordningen.Markörer utan svart kant är placerade på fyndplatsen. Markörer med svart kant är placerade vid sidan av fyndplatsen och har ett svart streck som visar fyndplatsens exakta position. Kartans mittpunktskoordinat är N 7464205, E 796633 i SWEREF 99 TM.</w:t>
+        <w:t>Figur 1. Fyndplatser för naturvårdsarter inom 24 meter från avverkningsanmälan. Markörer utan svart kant är placerade på fyndplatsen. Markörer med svart kant är placerade vid sidan av fyndplatsen har ett svart streck som visar fyndplatsens exakta position. Kartans mittpunktskoordinat är N 7464205, E 796633 i SWEREF 99 TM.</w:t>
+      </w:r>
+    </w:p>
+    <w:p>
+      <w:r>
+        <w:t>Inom 24 meter från avverkningsanmälan finns fynd av 2 naturvårdsarter, varav 2 är rödlistade, 1 är fridlyst och 2 är typiska (T): garnlav (VU, T) och lavskrika (NT, T, §4). Se Figur 1.</w:t>
+      </w:r>
+    </w:p>
+    <w:p>
+      <w:pPr>
+        <w:pStyle w:val="Heading1"/>
+      </w:pPr>
+      <w:r>
+        <w:t>Tillsynsbegäran</w:t>
       </w:r>
     </w:p>
     <w:p>
@@ -77,86 +87,16 @@
       </w:r>
     </w:p>
     <w:p>
-      <w:r>
-        <w:t>Nedan beskrivs fynd av naturvårdsarter och fridlysta arter som gjorts i det avverkningsanmälda området. I BILAGA 1 finns artfakta om fridlysta arter.</w:t>
-      </w:r>
-    </w:p>
-    <w:p>
       <w:pPr>
         <w:pStyle w:val="Heading1"/>
       </w:pPr>
       <w:r>
-        <w:t>Naturvårdsarter</w:t>
+        <w:t>Naturvårdsarter och fridlysta arter</w:t>
       </w:r>
     </w:p>
     <w:p>
       <w:r>
-        <w:t>Inom 24 meter från avverkningsanmälan har följande 2 naturvårdsarter hittats: garnlav (VU, T) och lavskrika (NT, T, §4). Av dessa är 2 rödlistade. För rödlistade arter har rödlistekategorin angivits inom parentes. Typiska arter inom Natura 2000 som är kopplade till skogsekosystem har markerats med (T). För fridlysta arter anges även paragrafen i Artskyddsförordningen som arten är fridlyst enligt.</w:t>
-      </w:r>
-    </w:p>
-    <w:p>
-      <w:r>
-        <w:t>De påträffade naturvårdsarterna är ett tydligt kvitto på att det rör sig om en skog med höga naturvärden.</w:t>
-      </w:r>
-    </w:p>
-    <w:p>
-      <w:pPr>
-        <w:pStyle w:val="Heading2"/>
-      </w:pPr>
-      <w:r>
-        <w:t>Fridlysta arter</w:t>
-      </w:r>
-    </w:p>
-    <w:p>
-      <w:r>
-        <w:t>Följande fridlysta arter har sina livsmiljöer och växtplatser i den avverkningsanmälda skogen: lavskrika (NT, T, §4).</w:t>
-      </w:r>
-    </w:p>
-    <w:p>
-      <w:r>
-        <w:t xml:space="preserve">Observera att medlemsländerna är skyldiga att agera i enlighet med EU:s fågeldirektiv där det uttryckligen står att direktivet gäller för fåglar samt för deras ägg, bon och </w:t>
-      </w:r>
-      <w:r>
-        <w:rPr>
-          <w:b/>
-        </w:rPr>
-        <w:t xml:space="preserve">livsmiljöer </w:t>
-      </w:r>
-      <w:r>
-        <w:t>(artikel 1). Vidare att de åtgärder som vidtas inte får leda till en försämring av den nuvarande situationen beträffande bevarandet av de fågelarter som avses i artikel 1 (artikel 13). Fågeldirektivet är styrande för tillsynsansvariga myndigheters ärendehantering, ställningstaganden och beslutsfattande.</w:t>
-      </w:r>
-    </w:p>
-    <w:p>
-      <w:r>
-        <w:rPr>
-          <w:b/>
-        </w:rPr>
-        <w:t>Lavskrika (NT, §4)</w:t>
-      </w:r>
-      <w:r>
-        <w:t xml:space="preserve"> är rödlistad som nära hotad och fridlyst enligt 4§ artskyddsförordningen. Den har minskat med 20 (10–30) % under de senaste 15 åren och minskningstakten bedöms vara nära gränsvärdet för sårbar (VU). Lavskrikan är en mycket stationär fågel, som häckar i äldre, slutna och hänglavsrika barrskogar. Nyckelfaktorer är flerskiktad skog med rik undervegetation samt riklig förekomst av hänglavar. Reviren är livslånga med hemområden som varierar mellan 50 och 150 ha. Inom ett revir av hög kvalitet finns det som regel ett eller flera kärnområden (1–20 ha) med relativt tät flerskiktad granskog. Arten missgynnas när flerskiktad skog omförs till enskiktade bestånd och även röjning och hård gallring är starkt negativt. Lavskrikan har relativt stora hemområden och försvinner när den äldre skogen fragmenteras, särskilt allvarligt är när kärnområdena avverkas. Den försvinner successivt framför allt vid dess utbredningsgränser och populationen har minskat kontinuerligt under 2000-talet. Lavskrika är typisk art för </w:t>
-      </w:r>
-      <w:r>
-        <w:rPr>
-          <w:i/>
-        </w:rPr>
-        <w:t>9010 Taiga</w:t>
-      </w:r>
-      <w:r>
-        <w:t xml:space="preserve"> (SLU Artdatabanken, 2026; Skogsstyrelsen 2016).</w:t>
-      </w:r>
-    </w:p>
-    <w:p>
-      <w:r>
-        <w:t>I BILAGA 1 finns mer detaljerad information om ekologi samt krav på livsmiljö hos fridlysta arter.</w:t>
-      </w:r>
-    </w:p>
-    <w:p>
-      <w:pPr>
-        <w:pStyle w:val="Heading2"/>
-      </w:pPr>
-      <w:r>
-        <w:t>Övriga naturvårdsarter</w:t>
+        <w:t>Nedan följer beskrivningar av de naturvårdsarter och fridlysta arter som har sina livsmiljöer och växtplatser i den avverkningsanmälda skogen. Se även ytterligare artfakta i BILAGA 1. De påträffade naturvårdsarterna är ett tydligt kvitto på att det rör sig om en skog med höga naturvärden.</w:t>
       </w:r>
     </w:p>
     <w:p>
@@ -186,6 +126,48 @@
       </w:r>
       <w:r>
         <w:t xml:space="preserve"> (SLU Artdatabanken, 2026).</w:t>
+      </w:r>
+    </w:p>
+    <w:p>
+      <w:r>
+        <w:rPr>
+          <w:b/>
+        </w:rPr>
+        <w:t>Lavskrika (NT, §4)</w:t>
+      </w:r>
+      <w:r>
+        <w:t xml:space="preserve"> är rödlistad som nära hotad och fridlyst enligt 4§ artskyddsförordningen. Den har minskat med 20 (10–30) % under de senaste 15 åren och minskningstakten bedöms vara nära gränsvärdet för sårbar (VU). Lavskrikan är en mycket stationär fågel, som häckar i äldre, slutna och hänglavsrika barrskogar. Nyckelfaktorer är flerskiktad skog med rik undervegetation samt riklig förekomst av hänglavar. Reviren är livslånga med hemområden som varierar mellan 50 och 150 ha. Inom ett revir av hög kvalitet finns det som regel ett eller flera kärnområden (1–20 ha) med relativt tät flerskiktad granskog. Arten missgynnas när flerskiktad skog omförs till enskiktade bestånd och även röjning och hård gallring är starkt negativt. Lavskrikan har relativt stora hemområden och försvinner när den äldre skogen fragmenteras, särskilt allvarligt är när kärnområdena avverkas. Den försvinner successivt framför allt vid dess utbredningsgränser och populationen har minskat kontinuerligt under 2000-talet. Lavskrika är typisk art för </w:t>
+      </w:r>
+      <w:r>
+        <w:rPr>
+          <w:i/>
+        </w:rPr>
+        <w:t>9010 Taiga</w:t>
+      </w:r>
+      <w:r>
+        <w:t xml:space="preserve"> (SLU Artdatabanken, 2026; Skogsstyrelsen 2016).</w:t>
+      </w:r>
+    </w:p>
+    <w:p>
+      <w:pPr>
+        <w:pStyle w:val="Heading1"/>
+      </w:pPr>
+      <w:r>
+        <w:t>EU:s fågeldirektiv</w:t>
+      </w:r>
+    </w:p>
+    <w:p>
+      <w:r>
+        <w:t xml:space="preserve">Europeiska unionens medlemsländer är skyldiga att agera i enlighet med EU:s fågeldirektiv där det uttryckligen står att direktivet gäller för fåglar samt för deras ägg, bon och </w:t>
+      </w:r>
+      <w:r>
+        <w:rPr>
+          <w:b/>
+        </w:rPr>
+        <w:t xml:space="preserve">livsmiljöer </w:t>
+      </w:r>
+      <w:r>
+        <w:t>(artikel 1). Vidare att de åtgärder som vidtas inte får leda till en försämring av den nuvarande situationen beträffande bevarandet av de fågelarter som avses i artikel 1 (artikel 13). Fågeldirektivet är styrande för tillsynsansvariga myndigheters ärendehantering, ställningstaganden och beslutsfattande.</w:t>
       </w:r>
     </w:p>
     <w:p>
@@ -415,7 +397,7 @@
     <w:r>
       <w:tab/>
       <w:tab/>
-      <w:t>2026-06-20</w:t>
+      <w:t>2026-06-21</w:t>
       <w:br/>
       <w:br/>
     </w:r>

--- a/tillsyn/A 5776-2025 tillsynsbegäran.docx
+++ b/tillsyn/A 5776-2025 tillsynsbegäran.docx
@@ -397,7 +397,7 @@
     <w:r>
       <w:tab/>
       <w:tab/>
-      <w:t>2026-06-21</w:t>
+      <w:t>2026-06-22</w:t>
       <w:br/>
       <w:br/>
     </w:r>

--- a/tillsyn/A 5776-2025 tillsynsbegäran.docx
+++ b/tillsyn/A 5776-2025 tillsynsbegäran.docx
@@ -397,7 +397,7 @@
     <w:r>
       <w:tab/>
       <w:tab/>
-      <w:t>2026-06-22</w:t>
+      <w:t>2026-06-23</w:t>
       <w:br/>
       <w:br/>
     </w:r>

--- a/tillsyn/A 5776-2025 tillsynsbegäran.docx
+++ b/tillsyn/A 5776-2025 tillsynsbegäran.docx
@@ -397,7 +397,7 @@
     <w:r>
       <w:tab/>
       <w:tab/>
-      <w:t>2026-06-23</w:t>
+      <w:t>2026-06-24</w:t>
       <w:br/>
       <w:br/>
     </w:r>

--- a/tillsyn/A 5776-2025 tillsynsbegäran.docx
+++ b/tillsyn/A 5776-2025 tillsynsbegäran.docx
@@ -397,7 +397,7 @@
     <w:r>
       <w:tab/>
       <w:tab/>
-      <w:t>2026-06-24</w:t>
+      <w:t>2026-06-25</w:t>
       <w:br/>
       <w:br/>
     </w:r>

--- a/tillsyn/A 5776-2025 tillsynsbegäran.docx
+++ b/tillsyn/A 5776-2025 tillsynsbegäran.docx
@@ -397,7 +397,7 @@
     <w:r>
       <w:tab/>
       <w:tab/>
-      <w:t>2026-06-25</w:t>
+      <w:t>2026-06-26</w:t>
       <w:br/>
       <w:br/>
     </w:r>

--- a/tillsyn/A 5776-2025 tillsynsbegäran.docx
+++ b/tillsyn/A 5776-2025 tillsynsbegäran.docx
@@ -397,7 +397,7 @@
     <w:r>
       <w:tab/>
       <w:tab/>
-      <w:t>2026-06-26</w:t>
+      <w:t>2026-06-27</w:t>
       <w:br/>
       <w:br/>
     </w:r>

--- a/tillsyn/A 5776-2025 tillsynsbegäran.docx
+++ b/tillsyn/A 5776-2025 tillsynsbegäran.docx
@@ -397,7 +397,7 @@
     <w:r>
       <w:tab/>
       <w:tab/>
-      <w:t>2026-06-27</w:t>
+      <w:t>2026-06-28</w:t>
       <w:br/>
       <w:br/>
     </w:r>

--- a/tillsyn/A 5776-2025 tillsynsbegäran.docx
+++ b/tillsyn/A 5776-2025 tillsynsbegäran.docx
@@ -397,7 +397,7 @@
     <w:r>
       <w:tab/>
       <w:tab/>
-      <w:t>2026-06-28</w:t>
+      <w:t>2026-06-29</w:t>
       <w:br/>
       <w:br/>
     </w:r>

--- a/tillsyn/A 5776-2025 tillsynsbegäran.docx
+++ b/tillsyn/A 5776-2025 tillsynsbegäran.docx
@@ -397,7 +397,7 @@
     <w:r>
       <w:tab/>
       <w:tab/>
-      <w:t>2026-06-29</w:t>
+      <w:t>2026-06-30</w:t>
       <w:br/>
       <w:br/>
     </w:r>

--- a/tillsyn/A 5776-2025 tillsynsbegäran.docx
+++ b/tillsyn/A 5776-2025 tillsynsbegäran.docx
@@ -397,7 +397,7 @@
     <w:r>
       <w:tab/>
       <w:tab/>
-      <w:t>2026-06-30</w:t>
+      <w:t>2026-07-01</w:t>
       <w:br/>
       <w:br/>
     </w:r>

--- a/tillsyn/A 5776-2025 tillsynsbegäran.docx
+++ b/tillsyn/A 5776-2025 tillsynsbegäran.docx
@@ -397,7 +397,7 @@
     <w:r>
       <w:tab/>
       <w:tab/>
-      <w:t>2026-07-01</w:t>
+      <w:t>2026-07-02</w:t>
       <w:br/>
       <w:br/>
     </w:r>

--- a/tillsyn/A 5776-2025 tillsynsbegäran.docx
+++ b/tillsyn/A 5776-2025 tillsynsbegäran.docx
@@ -397,7 +397,7 @@
     <w:r>
       <w:tab/>
       <w:tab/>
-      <w:t>2026-07-13</w:t>
+      <w:t>2026-07-14</w:t>
       <w:br/>
       <w:br/>
     </w:r>

--- a/tillsyn/A 5776-2025 tillsynsbegäran.docx
+++ b/tillsyn/A 5776-2025 tillsynsbegäran.docx
@@ -397,7 +397,7 @@
     <w:r>
       <w:tab/>
       <w:tab/>
-      <w:t>2026-07-14</w:t>
+      <w:t>2026-07-15</w:t>
       <w:br/>
       <w:br/>
     </w:r>

--- a/tillsyn/A 5776-2025 tillsynsbegäran.docx
+++ b/tillsyn/A 5776-2025 tillsynsbegäran.docx
@@ -397,7 +397,7 @@
     <w:r>
       <w:tab/>
       <w:tab/>
-      <w:t>2026-07-15</w:t>
+      <w:t>2026-07-16</w:t>
       <w:br/>
       <w:br/>
     </w:r>

--- a/tillsyn/A 5776-2025 tillsynsbegäran.docx
+++ b/tillsyn/A 5776-2025 tillsynsbegäran.docx
@@ -397,7 +397,7 @@
     <w:r>
       <w:tab/>
       <w:tab/>
-      <w:t>2026-07-16</w:t>
+      <w:t>2026-07-17</w:t>
       <w:br/>
       <w:br/>
     </w:r>

--- a/tillsyn/A 5776-2025 tillsynsbegäran.docx
+++ b/tillsyn/A 5776-2025 tillsynsbegäran.docx
@@ -397,7 +397,7 @@
     <w:r>
       <w:tab/>
       <w:tab/>
-      <w:t>2026-07-17</w:t>
+      <w:t>2026-07-18</w:t>
       <w:br/>
       <w:br/>
     </w:r>

--- a/tillsyn/A 5776-2025 tillsynsbegäran.docx
+++ b/tillsyn/A 5776-2025 tillsynsbegäran.docx
@@ -397,7 +397,7 @@
     <w:r>
       <w:tab/>
       <w:tab/>
-      <w:t>2026-07-18</w:t>
+      <w:t>2026-07-19</w:t>
       <w:br/>
       <w:br/>
     </w:r>

--- a/tillsyn/A 5776-2025 tillsynsbegäran.docx
+++ b/tillsyn/A 5776-2025 tillsynsbegäran.docx
@@ -397,7 +397,7 @@
     <w:r>
       <w:tab/>
       <w:tab/>
-      <w:t>2026-07-19</w:t>
+      <w:t>2026-07-20</w:t>
       <w:br/>
       <w:br/>
     </w:r>

--- a/tillsyn/A 5776-2025 tillsynsbegäran.docx
+++ b/tillsyn/A 5776-2025 tillsynsbegäran.docx
@@ -397,7 +397,7 @@
     <w:r>
       <w:tab/>
       <w:tab/>
-      <w:t>2026-07-20</w:t>
+      <w:t>2026-07-21</w:t>
       <w:br/>
       <w:br/>
     </w:r>

--- a/tillsyn/A 5776-2025 tillsynsbegäran.docx
+++ b/tillsyn/A 5776-2025 tillsynsbegäran.docx
@@ -397,7 +397,7 @@
     <w:r>
       <w:tab/>
       <w:tab/>
-      <w:t>2026-07-21</w:t>
+      <w:t>2026-07-22</w:t>
       <w:br/>
       <w:br/>
     </w:r>

--- a/tillsyn/A 5776-2025 tillsynsbegäran.docx
+++ b/tillsyn/A 5776-2025 tillsynsbegäran.docx
@@ -397,7 +397,7 @@
     <w:r>
       <w:tab/>
       <w:tab/>
-      <w:t>2026-07-22</w:t>
+      <w:t>2026-07-23</w:t>
       <w:br/>
       <w:br/>
     </w:r>

--- a/tillsyn/A 5776-2025 tillsynsbegäran.docx
+++ b/tillsyn/A 5776-2025 tillsynsbegäran.docx
@@ -397,7 +397,7 @@
     <w:r>
       <w:tab/>
       <w:tab/>
-      <w:t>2026-07-23</w:t>
+      <w:t>2026-07-24</w:t>
       <w:br/>
       <w:br/>
     </w:r>

--- a/tillsyn/A 5776-2025 tillsynsbegäran.docx
+++ b/tillsyn/A 5776-2025 tillsynsbegäran.docx
@@ -397,7 +397,7 @@
     <w:r>
       <w:tab/>
       <w:tab/>
-      <w:t>2026-07-24</w:t>
+      <w:t>2026-07-25</w:t>
       <w:br/>
       <w:br/>
     </w:r>

--- a/tillsyn/A 5776-2025 tillsynsbegäran.docx
+++ b/tillsyn/A 5776-2025 tillsynsbegäran.docx
@@ -397,7 +397,7 @@
     <w:r>
       <w:tab/>
       <w:tab/>
-      <w:t>2026-07-25</w:t>
+      <w:t>2026-07-26</w:t>
       <w:br/>
       <w:br/>
     </w:r>

--- a/tillsyn/A 5776-2025 tillsynsbegäran.docx
+++ b/tillsyn/A 5776-2025 tillsynsbegäran.docx
@@ -397,7 +397,7 @@
     <w:r>
       <w:tab/>
       <w:tab/>
-      <w:t>2026-07-26</w:t>
+      <w:t>2026-07-27</w:t>
       <w:br/>
       <w:br/>
     </w:r>

--- a/tillsyn/A 5776-2025 tillsynsbegäran.docx
+++ b/tillsyn/A 5776-2025 tillsynsbegäran.docx
@@ -397,7 +397,7 @@
     <w:r>
       <w:tab/>
       <w:tab/>
-      <w:t>2026-07-27</w:t>
+      <w:t>2026-07-28</w:t>
       <w:br/>
       <w:br/>
     </w:r>

--- a/tillsyn/A 5776-2025 tillsynsbegäran.docx
+++ b/tillsyn/A 5776-2025 tillsynsbegäran.docx
@@ -397,7 +397,7 @@
     <w:r>
       <w:tab/>
       <w:tab/>
-      <w:t>2026-07-28</w:t>
+      <w:t>2026-07-29</w:t>
       <w:br/>
       <w:br/>
     </w:r>

--- a/tillsyn/A 5776-2025 tillsynsbegäran.docx
+++ b/tillsyn/A 5776-2025 tillsynsbegäran.docx
@@ -397,7 +397,7 @@
     <w:r>
       <w:tab/>
       <w:tab/>
-      <w:t>2026-07-29</w:t>
+      <w:t>2026-07-30</w:t>
       <w:br/>
       <w:br/>
     </w:r>

--- a/tillsyn/A 5776-2025 tillsynsbegäran.docx
+++ b/tillsyn/A 5776-2025 tillsynsbegäran.docx
@@ -397,7 +397,7 @@
     <w:r>
       <w:tab/>
       <w:tab/>
-      <w:t>2026-07-30</w:t>
+      <w:t>2026-07-31</w:t>
       <w:br/>
       <w:br/>
     </w:r>

--- a/tillsyn/A 5776-2025 tillsynsbegäran.docx
+++ b/tillsyn/A 5776-2025 tillsynsbegäran.docx
@@ -397,7 +397,7 @@
     <w:r>
       <w:tab/>
       <w:tab/>
-      <w:t>2026-07-31</w:t>
+      <w:t>2026-08-01</w:t>
       <w:br/>
       <w:br/>
     </w:r>

--- a/tillsyn/A 5776-2025 tillsynsbegäran.docx
+++ b/tillsyn/A 5776-2025 tillsynsbegäran.docx
@@ -397,7 +397,7 @@
     <w:r>
       <w:tab/>
       <w:tab/>
-      <w:t>2026-08-01</w:t>
+      <w:t>2026-08-02</w:t>
       <w:br/>
       <w:br/>
     </w:r>

--- a/tillsyn/A 5776-2025 tillsynsbegäran.docx
+++ b/tillsyn/A 5776-2025 tillsynsbegäran.docx
@@ -397,7 +397,7 @@
     <w:r>
       <w:tab/>
       <w:tab/>
-      <w:t>2026-08-02</w:t>
+      <w:t>2026-08-03</w:t>
       <w:br/>
       <w:br/>
     </w:r>

--- a/tillsyn/A 5776-2025 tillsynsbegäran.docx
+++ b/tillsyn/A 5776-2025 tillsynsbegäran.docx
@@ -397,7 +397,7 @@
     <w:r>
       <w:tab/>
       <w:tab/>
-      <w:t>2026-08-03</w:t>
+      <w:t>2026-08-05</w:t>
       <w:br/>
       <w:br/>
     </w:r>

--- a/tillsyn/A 5776-2025 tillsynsbegäran.docx
+++ b/tillsyn/A 5776-2025 tillsynsbegäran.docx
@@ -397,7 +397,7 @@
     <w:r>
       <w:tab/>
       <w:tab/>
-      <w:t>2026-08-05</w:t>
+      <w:t>2026-08-07</w:t>
       <w:br/>
       <w:br/>
     </w:r>

--- a/tillsyn/A 5776-2025 tillsynsbegäran.docx
+++ b/tillsyn/A 5776-2025 tillsynsbegäran.docx
@@ -397,7 +397,7 @@
     <w:r>
       <w:tab/>
       <w:tab/>
-      <w:t>2026-08-07</w:t>
+      <w:t>2026-08-08</w:t>
       <w:br/>
       <w:br/>
     </w:r>

--- a/tillsyn/A 5776-2025 tillsynsbegäran.docx
+++ b/tillsyn/A 5776-2025 tillsynsbegäran.docx
@@ -60,7 +60,7 @@
         <w:spacing w:after="240"/>
       </w:pPr>
       <w:r>
-        <w:t>Figur 1. Fyndplatser för naturvårdsarter inom 24 meter från avverkningsanmälan. Markörer utan svart kant är placerade på fyndplatsen. Markörer med svart kant är placerade vid sidan av fyndplatsen har ett svart streck som visar fyndplatsens exakta position. Kartans mittpunktskoordinat är N 7464205, E 796633 i SWEREF 99 TM.</w:t>
+        <w:t>Figur 1. Fyndplatser för naturvårdsarter inom 24 meter från avverkningsanmälan. Markörer utan svart kant är placerade på fyndplatsen. Markörer med svart kant är placerade vid sidan av fyndplatsen och har ett svart streck som visar fyndplatsens exakta position. Kartans mittpunktskoordinat är N 7464205, E 796633 i SWEREF 99 TM.</w:t>
       </w:r>
     </w:p>
     <w:p>
@@ -397,7 +397,7 @@
     <w:r>
       <w:tab/>
       <w:tab/>
-      <w:t>2026-08-14</w:t>
+      <w:t>2026-08-15</w:t>
       <w:br/>
       <w:br/>
     </w:r>

--- a/tillsyn/A 5776-2025 tillsynsbegäran.docx
+++ b/tillsyn/A 5776-2025 tillsynsbegäran.docx
@@ -397,7 +397,7 @@
     <w:r>
       <w:tab/>
       <w:tab/>
-      <w:t>2026-08-15</w:t>
+      <w:t>2026-08-16</w:t>
       <w:br/>
       <w:br/>
     </w:r>

--- a/tillsyn/A 5776-2025 tillsynsbegäran.docx
+++ b/tillsyn/A 5776-2025 tillsynsbegäran.docx
@@ -397,7 +397,7 @@
     <w:r>
       <w:tab/>
       <w:tab/>
-      <w:t>2026-08-16</w:t>
+      <w:t>2026-08-17</w:t>
       <w:br/>
       <w:br/>
     </w:r>

--- a/tillsyn/A 5776-2025 tillsynsbegäran.docx
+++ b/tillsyn/A 5776-2025 tillsynsbegäran.docx
@@ -397,7 +397,7 @@
     <w:r>
       <w:tab/>
       <w:tab/>
-      <w:t>2026-08-17</w:t>
+      <w:t>2026-08-18</w:t>
       <w:br/>
       <w:br/>
     </w:r>

--- a/tillsyn/A 5776-2025 tillsynsbegäran.docx
+++ b/tillsyn/A 5776-2025 tillsynsbegäran.docx
@@ -397,7 +397,7 @@
     <w:r>
       <w:tab/>
       <w:tab/>
-      <w:t>2026-08-18</w:t>
+      <w:t>2026-08-19</w:t>
       <w:br/>
       <w:br/>
     </w:r>

--- a/tillsyn/A 5776-2025 tillsynsbegäran.docx
+++ b/tillsyn/A 5776-2025 tillsynsbegäran.docx
@@ -397,7 +397,7 @@
     <w:r>
       <w:tab/>
       <w:tab/>
-      <w:t>2026-08-19</w:t>
+      <w:t>2026-08-20</w:t>
       <w:br/>
       <w:br/>
     </w:r>

--- a/tillsyn/A 5776-2025 tillsynsbegäran.docx
+++ b/tillsyn/A 5776-2025 tillsynsbegäran.docx
@@ -397,7 +397,7 @@
     <w:r>
       <w:tab/>
       <w:tab/>
-      <w:t>2026-08-20</w:t>
+      <w:t>2026-08-21</w:t>
       <w:br/>
       <w:br/>
     </w:r>

--- a/tillsyn/A 5776-2025 tillsynsbegäran.docx
+++ b/tillsyn/A 5776-2025 tillsynsbegäran.docx
@@ -397,7 +397,7 @@
     <w:r>
       <w:tab/>
       <w:tab/>
-      <w:t>2026-08-21</w:t>
+      <w:t>2026-08-22</w:t>
       <w:br/>
       <w:br/>
     </w:r>

--- a/tillsyn/A 5776-2025 tillsynsbegäran.docx
+++ b/tillsyn/A 5776-2025 tillsynsbegäran.docx
@@ -397,7 +397,7 @@
     <w:r>
       <w:tab/>
       <w:tab/>
-      <w:t>2026-08-22</w:t>
+      <w:t>2026-08-23</w:t>
       <w:br/>
       <w:br/>
     </w:r>

--- a/tillsyn/A 5776-2025 tillsynsbegäran.docx
+++ b/tillsyn/A 5776-2025 tillsynsbegäran.docx
@@ -397,7 +397,7 @@
     <w:r>
       <w:tab/>
       <w:tab/>
-      <w:t>2026-08-23</w:t>
+      <w:t>2026-08-24</w:t>
       <w:br/>
       <w:br/>
     </w:r>

--- a/tillsyn/A 5776-2025 tillsynsbegäran.docx
+++ b/tillsyn/A 5776-2025 tillsynsbegäran.docx
@@ -397,7 +397,7 @@
     <w:r>
       <w:tab/>
       <w:tab/>
-      <w:t>2026-08-24</w:t>
+      <w:t>2026-08-25</w:t>
       <w:br/>
       <w:br/>
     </w:r>

--- a/tillsyn/A 5776-2025 tillsynsbegäran.docx
+++ b/tillsyn/A 5776-2025 tillsynsbegäran.docx
@@ -397,7 +397,7 @@
     <w:r>
       <w:tab/>
       <w:tab/>
-      <w:t>2026-08-25</w:t>
+      <w:t>2026-08-26</w:t>
       <w:br/>
       <w:br/>
     </w:r>

--- a/tillsyn/A 5776-2025 tillsynsbegäran.docx
+++ b/tillsyn/A 5776-2025 tillsynsbegäran.docx
@@ -397,7 +397,7 @@
     <w:r>
       <w:tab/>
       <w:tab/>
-      <w:t>2026-08-26</w:t>
+      <w:t>2026-08-27</w:t>
       <w:br/>
       <w:br/>
     </w:r>

--- a/tillsyn/A 5776-2025 tillsynsbegäran.docx
+++ b/tillsyn/A 5776-2025 tillsynsbegäran.docx
@@ -397,7 +397,7 @@
     <w:r>
       <w:tab/>
       <w:tab/>
-      <w:t>2026-08-27</w:t>
+      <w:t>2026-08-28</w:t>
       <w:br/>
       <w:br/>
     </w:r>

--- a/tillsyn/A 5776-2025 tillsynsbegäran.docx
+++ b/tillsyn/A 5776-2025 tillsynsbegäran.docx
@@ -397,7 +397,7 @@
     <w:r>
       <w:tab/>
       <w:tab/>
-      <w:t>2026-08-28</w:t>
+      <w:t>2026-08-29</w:t>
       <w:br/>
       <w:br/>
     </w:r>

--- a/tillsyn/A 5776-2025 tillsynsbegäran.docx
+++ b/tillsyn/A 5776-2025 tillsynsbegäran.docx
@@ -397,7 +397,7 @@
     <w:r>
       <w:tab/>
       <w:tab/>
-      <w:t>2026-08-29</w:t>
+      <w:t>2026-08-31</w:t>
       <w:br/>
       <w:br/>
     </w:r>

--- a/tillsyn/A 5776-2025 tillsynsbegäran.docx
+++ b/tillsyn/A 5776-2025 tillsynsbegäran.docx
@@ -397,7 +397,7 @@
     <w:r>
       <w:tab/>
       <w:tab/>
-      <w:t>2026-08-31</w:t>
+      <w:t>2026-09-01</w:t>
       <w:br/>
       <w:br/>
     </w:r>

--- a/tillsyn/A 5776-2025 tillsynsbegäran.docx
+++ b/tillsyn/A 5776-2025 tillsynsbegäran.docx
@@ -397,7 +397,7 @@
     <w:r>
       <w:tab/>
       <w:tab/>
-      <w:t>2026-09-01</w:t>
+      <w:t>2026-09-02</w:t>
       <w:br/>
       <w:br/>
     </w:r>

--- a/tillsyn/A 5776-2025 tillsynsbegäran.docx
+++ b/tillsyn/A 5776-2025 tillsynsbegäran.docx
@@ -397,7 +397,7 @@
     <w:r>
       <w:tab/>
       <w:tab/>
-      <w:t>2026-09-02</w:t>
+      <w:t>2026-09-03</w:t>
       <w:br/>
       <w:br/>
     </w:r>

--- a/tillsyn/A 5776-2025 tillsynsbegäran.docx
+++ b/tillsyn/A 5776-2025 tillsynsbegäran.docx
@@ -397,7 +397,7 @@
     <w:r>
       <w:tab/>
       <w:tab/>
-      <w:t>2026-09-03</w:t>
+      <w:t>2026-09-04</w:t>
       <w:br/>
       <w:br/>
     </w:r>

--- a/tillsyn/A 5776-2025 tillsynsbegäran.docx
+++ b/tillsyn/A 5776-2025 tillsynsbegäran.docx
@@ -397,7 +397,7 @@
     <w:r>
       <w:tab/>
       <w:tab/>
-      <w:t>2026-09-04</w:t>
+      <w:t>2026-09-05</w:t>
       <w:br/>
       <w:br/>
     </w:r>

--- a/tillsyn/A 5776-2025 tillsynsbegäran.docx
+++ b/tillsyn/A 5776-2025 tillsynsbegäran.docx
@@ -397,7 +397,7 @@
     <w:r>
       <w:tab/>
       <w:tab/>
-      <w:t>2026-09-05</w:t>
+      <w:t>2026-09-06</w:t>
       <w:br/>
       <w:br/>
     </w:r>

--- a/tillsyn/A 5776-2025 tillsynsbegäran.docx
+++ b/tillsyn/A 5776-2025 tillsynsbegäran.docx
@@ -397,7 +397,7 @@
     <w:r>
       <w:tab/>
       <w:tab/>
-      <w:t>2026-09-06</w:t>
+      <w:t>2026-09-07</w:t>
       <w:br/>
       <w:br/>
     </w:r>

--- a/tillsyn/A 5776-2025 tillsynsbegäran.docx
+++ b/tillsyn/A 5776-2025 tillsynsbegäran.docx
@@ -397,7 +397,7 @@
     <w:r>
       <w:tab/>
       <w:tab/>
-      <w:t>2026-09-07</w:t>
+      <w:t>2026-09-08</w:t>
       <w:br/>
       <w:br/>
     </w:r>

--- a/tillsyn/A 5776-2025 tillsynsbegäran.docx
+++ b/tillsyn/A 5776-2025 tillsynsbegäran.docx
@@ -397,7 +397,7 @@
     <w:r>
       <w:tab/>
       <w:tab/>
-      <w:t>2026-09-08</w:t>
+      <w:t>2026-09-09</w:t>
       <w:br/>
       <w:br/>
     </w:r>

--- a/tillsyn/A 5776-2025 tillsynsbegäran.docx
+++ b/tillsyn/A 5776-2025 tillsynsbegäran.docx
@@ -397,7 +397,7 @@
     <w:r>
       <w:tab/>
       <w:tab/>
-      <w:t>2026-09-09</w:t>
+      <w:t>2026-09-10</w:t>
       <w:br/>
       <w:br/>
     </w:r>

--- a/tillsyn/A 5776-2025 tillsynsbegäran.docx
+++ b/tillsyn/A 5776-2025 tillsynsbegäran.docx
@@ -397,7 +397,7 @@
     <w:r>
       <w:tab/>
       <w:tab/>
-      <w:t>2026-09-10</w:t>
+      <w:t>2026-09-11</w:t>
       <w:br/>
       <w:br/>
     </w:r>

--- a/tillsyn/A 5776-2025 tillsynsbegäran.docx
+++ b/tillsyn/A 5776-2025 tillsynsbegäran.docx
@@ -397,7 +397,7 @@
     <w:r>
       <w:tab/>
       <w:tab/>
-      <w:t>2026-09-11</w:t>
+      <w:t>2026-09-12</w:t>
       <w:br/>
       <w:br/>
     </w:r>

--- a/tillsyn/A 5776-2025 tillsynsbegäran.docx
+++ b/tillsyn/A 5776-2025 tillsynsbegäran.docx
@@ -397,7 +397,7 @@
     <w:r>
       <w:tab/>
       <w:tab/>
-      <w:t>2026-09-12</w:t>
+      <w:t>2026-09-13</w:t>
       <w:br/>
       <w:br/>
     </w:r>
